--- a/ACC_PM_SOP.docx
+++ b/ACC_PM_SOP.docx
@@ -360,7 +360,7 @@
           <w:sz w:val="20"/>
           <w:szCs w:val="20"/>
         </w:rPr>
-        <w:t xml:space="preserve">Enter your email and password.</w:t>
+        <w:t xml:space="preserve">Enter your username (or email) and password.</w:t>
       </w:r>
     </w:p>
     <w:p>
@@ -994,7 +994,7 @@
           <w:sz w:val="20"/>
           <w:szCs w:val="20"/>
         </w:rPr>
-        <w:t xml:space="preserve">Site Address and City.</w:t>
+        <w:t xml:space="preserve">Site Address — required. City — optional (fills in separately).</w:t>
       </w:r>
     </w:p>
     <w:p>
@@ -1013,7 +1013,7 @@
           <w:sz w:val="20"/>
           <w:szCs w:val="20"/>
         </w:rPr>
-        <w:t xml:space="preserve">PM — your name or the assigned PM.</w:t>
+        <w:t xml:space="preserve">PM — select from the dropdown (Steve Frederickson, Ben Davidson, Kenneth Stafford, Luis Galvan, Nicole Diedrich, Jenny Supp).</w:t>
       </w:r>
     </w:p>
     <w:p>
@@ -1089,7 +1089,7 @@
           <w:sz w:val="20"/>
           <w:szCs w:val="20"/>
         </w:rPr>
-        <w:t xml:space="preserve">Notes — anything relevant at intake.</w:t>
+        <w:t xml:space="preserve">Build Notes — five audience-scoped fields: Intake/Source Notes (internal context), Install Instructions (field crew), Finishing Dept, Shop Build Notes, and Client-Facing Notes. Fill what’s known at intake; all are optional.</w:t>
       </w:r>
     </w:p>
     <w:p>
@@ -1155,7 +1155,7 @@
           <w:sz w:val="18"/>
           <w:szCs w:val="18"/>
         </w:rPr>
-        <w:t xml:space="preserve">You can leave most fields blank and fill them in later via Edit — the only required field is Client Name.</w:t>
+        <w:t xml:space="preserve">Required fields are Client Name and Site Address. Everything else can be filled in later via Edit.</w:t>
       </w:r>
     </w:p>
     <w:p>

--- a/ACC_PM_SOP.docx
+++ b/ACC_PM_SOP.docx
@@ -72,7 +72,7 @@
                 <w:sz w:val="22"/>
                 <w:szCs w:val="22"/>
               </w:rPr>
-              <w:t xml:space="preserve">Project Manager — accwebsite.org</w:t>
+              <w:t xml:space="preserve">Project Manager — advancedcabinets.org</w:t>
             </w:r>
           </w:p>
         </w:tc>
@@ -593,6 +593,56 @@
         <w:tc>
           <w:tcPr>
             <w:tcW w:type="dxa" w:w="2600"/>
+            <w:shd w:fill="FFFFFF" w:val="clear"/>
+            <w:tcMar>
+              <w:top w:type="dxa" w:w="80"/>
+              <w:left w:type="dxa" w:w="120"/>
+              <w:bottom w:type="dxa" w:w="80"/>
+              <w:right w:type="dxa" w:w="120"/>
+            </w:tcMar>
+          </w:tcPr>
+          <w:p>
+            <w:r>
+              <w:rPr>
+                <w:rFonts w:ascii="Arial" w:cs="Arial" w:eastAsia="Arial" w:hAnsi="Arial"/>
+                <w:b/>
+                <w:bCs/>
+                <w:color w:val="333333"/>
+                <w:sz w:val="18"/>
+                <w:szCs w:val="18"/>
+              </w:rPr>
+              <w:t xml:space="preserve">intake</w:t>
+            </w:r>
+          </w:p>
+        </w:tc>
+        <w:tc>
+          <w:tcPr>
+            <w:tcW w:type="dxa" w:w="6760"/>
+            <w:shd w:fill="FFFFFF" w:val="clear"/>
+            <w:tcMar>
+              <w:top w:type="dxa" w:w="80"/>
+              <w:left w:type="dxa" w:w="120"/>
+              <w:bottom w:type="dxa" w:w="80"/>
+              <w:right w:type="dxa" w:w="120"/>
+            </w:tcMar>
+          </w:tcPr>
+          <w:p>
+            <w:r>
+              <w:rPr>
+                <w:rFonts w:ascii="Arial" w:cs="Arial" w:eastAsia="Arial" w:hAnsi="Arial"/>
+                <w:color w:val="1a1a1a"/>
+                <w:sz w:val="18"/>
+                <w:szCs w:val="18"/>
+              </w:rPr>
+              <w:t xml:space="preserve">Just created — basic info captured, work not started.</w:t>
+            </w:r>
+          </w:p>
+        </w:tc>
+      </w:tr>
+      <w:tr>
+        <w:tc>
+          <w:tcPr>
+            <w:tcW w:type="dxa" w:w="2600"/>
             <w:shd w:fill="F9F9F9" w:val="clear"/>
             <w:tcMar>
               <w:top w:type="dxa" w:w="80"/>
@@ -611,7 +661,7 @@
                 <w:sz w:val="18"/>
                 <w:szCs w:val="18"/>
               </w:rPr>
-              <w:t xml:space="preserve">pre-engineering</w:t>
+              <w:t xml:space="preserve">active</w:t>
             </w:r>
           </w:p>
         </w:tc>
@@ -634,7 +684,7 @@
                 <w:sz w:val="18"/>
                 <w:szCs w:val="18"/>
               </w:rPr>
-              <w:t xml:space="preserve">In the estimating pipeline, no ID issued yet.</w:t>
+              <w:t xml:space="preserve">Actively being worked on.</w:t>
             </w:r>
           </w:p>
         </w:tc>
@@ -661,7 +711,7 @@
                 <w:sz w:val="18"/>
                 <w:szCs w:val="18"/>
               </w:rPr>
-              <w:t xml:space="preserve">intake</w:t>
+              <w:t xml:space="preserve">production</w:t>
             </w:r>
           </w:p>
         </w:tc>
@@ -684,7 +734,7 @@
                 <w:sz w:val="18"/>
                 <w:szCs w:val="18"/>
               </w:rPr>
-              <w:t xml:space="preserve">Just created — basic info captured, work not started.</w:t>
+              <w:t xml:space="preserve">In the shop — cabinets in production.</w:t>
             </w:r>
           </w:p>
         </w:tc>
@@ -711,7 +761,7 @@
                 <w:sz w:val="18"/>
                 <w:szCs w:val="18"/>
               </w:rPr>
-              <w:t xml:space="preserve">active</w:t>
+              <w:t xml:space="preserve">complete</w:t>
             </w:r>
           </w:p>
         </w:tc>
@@ -734,7 +784,7 @@
                 <w:sz w:val="18"/>
                 <w:szCs w:val="18"/>
               </w:rPr>
-              <w:t xml:space="preserve">Actively being worked on.</w:t>
+              <w:t xml:space="preserve">Job done and delivered.</w:t>
             </w:r>
           </w:p>
         </w:tc>
@@ -761,7 +811,7 @@
                 <w:sz w:val="18"/>
                 <w:szCs w:val="18"/>
               </w:rPr>
-              <w:t xml:space="preserve">production</w:t>
+              <w:t xml:space="preserve">on hold</w:t>
             </w:r>
           </w:p>
         </w:tc>
@@ -784,106 +834,6 @@
                 <w:sz w:val="18"/>
                 <w:szCs w:val="18"/>
               </w:rPr>
-              <w:t xml:space="preserve">In the shop — cabinets in production.</w:t>
-            </w:r>
-          </w:p>
-        </w:tc>
-      </w:tr>
-      <w:tr>
-        <w:tc>
-          <w:tcPr>
-            <w:tcW w:type="dxa" w:w="2600"/>
-            <w:shd w:fill="F9F9F9" w:val="clear"/>
-            <w:tcMar>
-              <w:top w:type="dxa" w:w="80"/>
-              <w:left w:type="dxa" w:w="120"/>
-              <w:bottom w:type="dxa" w:w="80"/>
-              <w:right w:type="dxa" w:w="120"/>
-            </w:tcMar>
-          </w:tcPr>
-          <w:p>
-            <w:r>
-              <w:rPr>
-                <w:rFonts w:ascii="Arial" w:cs="Arial" w:eastAsia="Arial" w:hAnsi="Arial"/>
-                <w:b/>
-                <w:bCs/>
-                <w:color w:val="333333"/>
-                <w:sz w:val="18"/>
-                <w:szCs w:val="18"/>
-              </w:rPr>
-              <w:t xml:space="preserve">complete</w:t>
-            </w:r>
-          </w:p>
-        </w:tc>
-        <w:tc>
-          <w:tcPr>
-            <w:tcW w:type="dxa" w:w="6760"/>
-            <w:shd w:fill="F9F9F9" w:val="clear"/>
-            <w:tcMar>
-              <w:top w:type="dxa" w:w="80"/>
-              <w:left w:type="dxa" w:w="120"/>
-              <w:bottom w:type="dxa" w:w="80"/>
-              <w:right w:type="dxa" w:w="120"/>
-            </w:tcMar>
-          </w:tcPr>
-          <w:p>
-            <w:r>
-              <w:rPr>
-                <w:rFonts w:ascii="Arial" w:cs="Arial" w:eastAsia="Arial" w:hAnsi="Arial"/>
-                <w:color w:val="1a1a1a"/>
-                <w:sz w:val="18"/>
-                <w:szCs w:val="18"/>
-              </w:rPr>
-              <w:t xml:space="preserve">Job done and delivered.</w:t>
-            </w:r>
-          </w:p>
-        </w:tc>
-      </w:tr>
-      <w:tr>
-        <w:tc>
-          <w:tcPr>
-            <w:tcW w:type="dxa" w:w="2600"/>
-            <w:shd w:fill="FFFFFF" w:val="clear"/>
-            <w:tcMar>
-              <w:top w:type="dxa" w:w="80"/>
-              <w:left w:type="dxa" w:w="120"/>
-              <w:bottom w:type="dxa" w:w="80"/>
-              <w:right w:type="dxa" w:w="120"/>
-            </w:tcMar>
-          </w:tcPr>
-          <w:p>
-            <w:r>
-              <w:rPr>
-                <w:rFonts w:ascii="Arial" w:cs="Arial" w:eastAsia="Arial" w:hAnsi="Arial"/>
-                <w:b/>
-                <w:bCs/>
-                <w:color w:val="333333"/>
-                <w:sz w:val="18"/>
-                <w:szCs w:val="18"/>
-              </w:rPr>
-              <w:t xml:space="preserve">on hold</w:t>
-            </w:r>
-          </w:p>
-        </w:tc>
-        <w:tc>
-          <w:tcPr>
-            <w:tcW w:type="dxa" w:w="6760"/>
-            <w:shd w:fill="FFFFFF" w:val="clear"/>
-            <w:tcMar>
-              <w:top w:type="dxa" w:w="80"/>
-              <w:left w:type="dxa" w:w="120"/>
-              <w:bottom w:type="dxa" w:w="80"/>
-              <w:right w:type="dxa" w:w="120"/>
-            </w:tcMar>
-          </w:tcPr>
-          <w:p>
-            <w:r>
-              <w:rPr>
-                <w:rFonts w:ascii="Arial" w:cs="Arial" w:eastAsia="Arial" w:hAnsi="Arial"/>
-                <w:color w:val="1a1a1a"/>
-                <w:sz w:val="18"/>
-                <w:szCs w:val="18"/>
-              </w:rPr>
               <w:t xml:space="preserve">Paused — check notes for reason.</w:t>
             </w:r>
           </w:p>
@@ -1352,59 +1302,16 @@
     </w:p>
     <w:p>
       <w:pPr>
-        <w:pStyle w:val="ListParagraph"/>
-        <w:numPr>
-          <w:ilvl w:val="0"/>
-          <w:numId w:val="2"/>
-        </w:numPr>
-        <w:spacing w:after="60" w:before="60"/>
-      </w:pPr>
-      <w:r>
-        <w:rPr>
-          <w:rFonts w:ascii="Arial" w:cs="Arial" w:eastAsia="Arial" w:hAnsi="Arial"/>
-          <w:color w:val="1a1a1a"/>
-          <w:sz w:val="20"/>
-          <w:szCs w:val="20"/>
-        </w:rPr>
-        <w:t xml:space="preserve">Click "Edit."</w:t>
-      </w:r>
-    </w:p>
-    <w:p>
-      <w:pPr>
-        <w:pStyle w:val="ListParagraph"/>
-        <w:numPr>
-          <w:ilvl w:val="0"/>
-          <w:numId w:val="2"/>
-        </w:numPr>
-        <w:spacing w:after="60" w:before="60"/>
-      </w:pPr>
-      <w:r>
-        <w:rPr>
-          <w:rFonts w:ascii="Arial" w:cs="Arial" w:eastAsia="Arial" w:hAnsi="Arial"/>
-          <w:color w:val="1a1a1a"/>
-          <w:sz w:val="20"/>
-          <w:szCs w:val="20"/>
-        </w:rPr>
-        <w:t xml:space="preserve">Change the Status dropdown to the new status.</w:t>
-      </w:r>
-    </w:p>
-    <w:p>
-      <w:pPr>
-        <w:pStyle w:val="ListParagraph"/>
-        <w:numPr>
-          <w:ilvl w:val="0"/>
-          <w:numId w:val="2"/>
-        </w:numPr>
-        <w:spacing w:after="60" w:before="60"/>
-      </w:pPr>
-      <w:r>
-        <w:rPr>
-          <w:rFonts w:ascii="Arial" w:cs="Arial" w:eastAsia="Arial" w:hAnsi="Arial"/>
-          <w:color w:val="1a1a1a"/>
-          <w:sz w:val="20"/>
-          <w:szCs w:val="20"/>
-        </w:rPr>
-        <w:t xml:space="preserve">Click "Save Changes."</w:t>
+        <w:spacing w:after="60" w:before="60"/>
+      </w:pPr>
+      <w:r>
+        <w:rPr>
+          <w:rFonts w:ascii="Arial" w:cs="Arial" w:eastAsia="Arial" w:hAnsi="Arial"/>
+          <w:color w:val="1a1a1a"/>
+          <w:sz w:val="20"/>
+          <w:szCs w:val="20"/>
+        </w:rPr>
+        <w:t xml:space="preserve">Status is controlled through the dedicated workflow buttons on the job page, not the Edit form. Use “Ready to Schedule,” “Send for Signoff,” and “Release to Production” as the job progresses. See Section 9 — Workflow Actions for full instructions.</w:t>
       </w:r>
     </w:p>
     <w:p>
@@ -1597,7 +1504,7 @@
           <w:sz w:val="20"/>
           <w:szCs w:val="20"/>
         </w:rPr>
-        <w:t xml:space="preserve">Tap "Take Photo" to open the camera directly.</w:t>
+        <w:t xml:space="preserve">Tap "Camera" to open the device camera directly.</w:t>
       </w:r>
     </w:p>
     <w:p>
@@ -1686,7 +1593,7 @@
           <w:sz w:val="20"/>
           <w:szCs w:val="20"/>
         </w:rPr>
-        <w:t xml:space="preserve">Click the trash icon next to the file.</w:t>
+        <w:t xml:space="preserve">Click "Delete" next to the file.</w:t>
       </w:r>
     </w:p>
     <w:p>
@@ -2777,7 +2684,23 @@
           <w:sz w:val="24"/>
           <w:szCs w:val="24"/>
         </w:rPr>
-        <w:t xml:space="preserve">9.  Day-to-Day Tips</w:t>
+        <w:t xml:space="preserve">9.  Workflow Actions</w:t>
+      </w:r>
+    </w:p>
+    <w:p>
+      <w:pPr>
+        <w:spacing w:after="60" w:before="120"/>
+      </w:pPr>
+      <w:r>
+        <w:rPr>
+          <w:rFonts w:ascii="Arial" w:cs="Arial" w:eastAsia="Arial" w:hAnsi="Arial"/>
+          <w:b/>
+          <w:bCs/>
+          <w:color w:val="1a1a1a"/>
+          <w:sz w:val="20"/>
+          <w:szCs w:val="20"/>
+        </w:rPr>
+        <w:t xml:space="preserve">Ready to Schedule</w:t>
       </w:r>
     </w:p>
     <w:p>
@@ -2796,7 +2719,7 @@
           <w:sz w:val="20"/>
           <w:szCs w:val="20"/>
         </w:rPr>
-        <w:t xml:space="preserve">Check the Jobs list each morning for new Express orders (they come in with the Express badge).</w:t>
+        <w:t xml:space="preserve">Once a job is ready to hand off to the scheduling team, click “Ready to Schedule” on the job detail page.</w:t>
       </w:r>
     </w:p>
     <w:p>
@@ -2815,7 +2738,7 @@
           <w:sz w:val="20"/>
           <w:szCs w:val="20"/>
         </w:rPr>
-        <w:t xml:space="preserve">Update job status as it changes — the team sees this on the Jobs list.</w:t>
+        <w:t xml:space="preserve">A confirmation prompt will appear — confirm to flag the job.</w:t>
       </w:r>
     </w:p>
     <w:p>
@@ -2834,7 +2757,7 @@
           <w:sz w:val="20"/>
           <w:szCs w:val="20"/>
         </w:rPr>
-        <w:t xml:space="preserve">Upload the signed contract to 15 Contract as soon as it comes in.</w:t>
+        <w:t xml:space="preserve">The job appears in the admin scheduling queue at /admin (Schedule Queue tab).</w:t>
       </w:r>
     </w:p>
     <w:p>
@@ -2853,7 +2776,31 @@
           <w:sz w:val="20"/>
           <w:szCs w:val="20"/>
         </w:rPr>
-        <w:t xml:space="preserve">Add the install event to the schedule as soon as you have a confirmed date — it goes on the wall.</w:t>
+        <w:t xml:space="preserve">This does not set a date — it signals that the PM has done their part and the job is waiting for a confirmed install slot.</w:t>
+      </w:r>
+    </w:p>
+    <w:p>
+      <w:pPr>
+        <w:spacing w:after="60" w:before="60"/>
+      </w:pPr>
+      <w:r>
+        <w:t xml:space="preserve"/>
+      </w:r>
+    </w:p>
+    <w:p>
+      <w:pPr>
+        <w:spacing w:after="60" w:before="120"/>
+      </w:pPr>
+      <w:r>
+        <w:rPr>
+          <w:rFonts w:ascii="Arial" w:cs="Arial" w:eastAsia="Arial" w:hAnsi="Arial"/>
+          <w:b/>
+          <w:bCs/>
+          <w:color w:val="1a1a1a"/>
+          <w:sz w:val="20"/>
+          <w:szCs w:val="20"/>
+        </w:rPr>
+        <w:t xml:space="preserve">Send for Signoff</w:t>
       </w:r>
     </w:p>
     <w:p>
@@ -2872,7 +2819,7 @@
           <w:sz w:val="20"/>
           <w:szCs w:val="20"/>
         </w:rPr>
-        <w:t xml:space="preserve">Use the Notes fields on the Intake tab for anything you'd normally put in an email chain.</w:t>
+        <w:t xml:space="preserve">When specs are finalised and ready for client approval, click “Send for Signoff” on the job detail page.</w:t>
       </w:r>
     </w:p>
     <w:p>
@@ -2891,7 +2838,277 @@
           <w:sz w:val="20"/>
           <w:szCs w:val="20"/>
         </w:rPr>
-        <w:t xml:space="preserve">If a delivery date changes, update it in Edit and adjust the schedule event.</w:t>
+        <w:t xml:space="preserve">Optionally type a note for the client (e.g. “Please review the cabinet specs before signing”).</w:t>
+      </w:r>
+    </w:p>
+    <w:p>
+      <w:pPr>
+        <w:pStyle w:val="ListParagraph"/>
+        <w:numPr>
+          <w:ilvl w:val="0"/>
+          <w:numId w:val="3"/>
+        </w:numPr>
+        <w:spacing w:after="40" w:before="40"/>
+      </w:pPr>
+      <w:r>
+        <w:rPr>
+          <w:rFonts w:ascii="Arial" w:cs="Arial" w:eastAsia="Arial" w:hAnsi="Arial"/>
+          <w:color w:val="1a1a1a"/>
+          <w:sz w:val="20"/>
+          <w:szCs w:val="20"/>
+        </w:rPr>
+        <w:t xml:space="preserve">Click “Generate Link.” The system creates a 30-day signature link and displays it.</w:t>
+      </w:r>
+    </w:p>
+    <w:p>
+      <w:pPr>
+        <w:pStyle w:val="ListParagraph"/>
+        <w:numPr>
+          <w:ilvl w:val="0"/>
+          <w:numId w:val="3"/>
+        </w:numPr>
+        <w:spacing w:after="40" w:before="40"/>
+      </w:pPr>
+      <w:r>
+        <w:rPr>
+          <w:rFonts w:ascii="Arial" w:cs="Arial" w:eastAsia="Arial" w:hAnsi="Arial"/>
+          <w:color w:val="1a1a1a"/>
+          <w:sz w:val="20"/>
+          <w:szCs w:val="20"/>
+        </w:rPr>
+        <w:t xml:space="preserve">Copy the link and send it to the client by email or text.</w:t>
+      </w:r>
+    </w:p>
+    <w:p>
+      <w:pPr>
+        <w:pStyle w:val="ListParagraph"/>
+        <w:numPr>
+          <w:ilvl w:val="0"/>
+          <w:numId w:val="3"/>
+        </w:numPr>
+        <w:spacing w:after="40" w:before="40"/>
+      </w:pPr>
+      <w:r>
+        <w:rPr>
+          <w:rFonts w:ascii="Arial" w:cs="Arial" w:eastAsia="Arial" w:hAnsi="Arial"/>
+          <w:color w:val="1a1a1a"/>
+          <w:sz w:val="20"/>
+          <w:szCs w:val="20"/>
+        </w:rPr>
+        <w:t xml:space="preserve">The client opens the link on any device, reads the approval statement, types their full name, draws their signature, checks the agreement box, and clicks “Submit Approval.”</w:t>
+      </w:r>
+    </w:p>
+    <w:p>
+      <w:pPr>
+        <w:pStyle w:val="ListParagraph"/>
+        <w:numPr>
+          <w:ilvl w:val="0"/>
+          <w:numId w:val="3"/>
+        </w:numPr>
+        <w:spacing w:after="40" w:before="40"/>
+      </w:pPr>
+      <w:r>
+        <w:rPr>
+          <w:rFonts w:ascii="Arial" w:cs="Arial" w:eastAsia="Arial" w:hAnsi="Arial"/>
+          <w:color w:val="1a1a1a"/>
+          <w:sz w:val="20"/>
+          <w:szCs w:val="20"/>
+        </w:rPr>
+        <w:t xml:space="preserve">You receive an email confirmation at residential@advancedcabinets.net as soon as the client signs.</w:t>
+      </w:r>
+    </w:p>
+    <w:p>
+      <w:pPr>
+        <w:pStyle w:val="ListParagraph"/>
+        <w:numPr>
+          <w:ilvl w:val="0"/>
+          <w:numId w:val="3"/>
+        </w:numPr>
+        <w:spacing w:after="40" w:before="40"/>
+      </w:pPr>
+      <w:r>
+        <w:rPr>
+          <w:rFonts w:ascii="Arial" w:cs="Arial" w:eastAsia="Arial" w:hAnsi="Arial"/>
+          <w:color w:val="1a1a1a"/>
+          <w:sz w:val="20"/>
+          <w:szCs w:val="20"/>
+        </w:rPr>
+        <w:t xml:space="preserve">The signed record (name, signature image, IP address, timestamp) is stored permanently in the system.</w:t>
+      </w:r>
+    </w:p>
+    <w:p>
+      <w:pPr>
+        <w:spacing w:after="80" w:before="80"/>
+        <w:ind w:left="360"/>
+      </w:pPr>
+      <w:r>
+        <w:rPr>
+          <w:rFonts w:ascii="Arial" w:cs="Arial" w:eastAsia="Arial" w:hAnsi="Arial"/>
+          <w:b/>
+          <w:bCs/>
+          <w:color w:val="f08122"/>
+          <w:sz w:val="18"/>
+          <w:szCs w:val="18"/>
+        </w:rPr>
+        <w:t xml:space="preserve">NOTE  </w:t>
+      </w:r>
+      <w:r>
+        <w:rPr>
+          <w:rFonts w:ascii="Arial" w:cs="Arial" w:eastAsia="Arial" w:hAnsi="Arial"/>
+          <w:i/>
+          <w:iCs/>
+          <w:color w:val="777777"/>
+          <w:sz w:val="18"/>
+          <w:szCs w:val="18"/>
+        </w:rPr>
+        <w:t xml:space="preserve">The link expires in 30 days. If the client lets it expire, click “Send for Signoff” again to generate a new link.</w:t>
+      </w:r>
+    </w:p>
+    <w:p>
+      <w:pPr>
+        <w:spacing w:after="60" w:before="60"/>
+      </w:pPr>
+      <w:r>
+        <w:t xml:space="preserve"/>
+      </w:r>
+    </w:p>
+    <w:p>
+      <w:pPr>
+        <w:spacing w:after="60" w:before="120"/>
+      </w:pPr>
+      <w:r>
+        <w:rPr>
+          <w:rFonts w:ascii="Arial" w:cs="Arial" w:eastAsia="Arial" w:hAnsi="Arial"/>
+          <w:b/>
+          <w:bCs/>
+          <w:color w:val="1a1a1a"/>
+          <w:sz w:val="20"/>
+          <w:szCs w:val="20"/>
+        </w:rPr>
+        <w:t xml:space="preserve">Release to Production</w:t>
+      </w:r>
+    </w:p>
+    <w:p>
+      <w:pPr>
+        <w:pStyle w:val="ListParagraph"/>
+        <w:numPr>
+          <w:ilvl w:val="0"/>
+          <w:numId w:val="3"/>
+        </w:numPr>
+        <w:spacing w:after="40" w:before="40"/>
+      </w:pPr>
+      <w:r>
+        <w:rPr>
+          <w:rFonts w:ascii="Arial" w:cs="Arial" w:eastAsia="Arial" w:hAnsi="Arial"/>
+          <w:color w:val="1a1a1a"/>
+          <w:sz w:val="20"/>
+          <w:szCs w:val="20"/>
+        </w:rPr>
+        <w:t xml:space="preserve">When a job is ready to move into the shop, click “Release to Production” on the job detail page.</w:t>
+      </w:r>
+    </w:p>
+    <w:p>
+      <w:pPr>
+        <w:pStyle w:val="ListParagraph"/>
+        <w:numPr>
+          <w:ilvl w:val="0"/>
+          <w:numId w:val="3"/>
+        </w:numPr>
+        <w:spacing w:after="40" w:before="40"/>
+      </w:pPr>
+      <w:r>
+        <w:rPr>
+          <w:rFonts w:ascii="Arial" w:cs="Arial" w:eastAsia="Arial" w:hAnsi="Arial"/>
+          <w:color w:val="1a1a1a"/>
+          <w:sz w:val="20"/>
+          <w:szCs w:val="20"/>
+        </w:rPr>
+        <w:t xml:space="preserve">A warning modal will appear: “This marks the job as In Production. The spec will be locked for editing.”</w:t>
+      </w:r>
+    </w:p>
+    <w:p>
+      <w:pPr>
+        <w:pStyle w:val="ListParagraph"/>
+        <w:numPr>
+          <w:ilvl w:val="0"/>
+          <w:numId w:val="3"/>
+        </w:numPr>
+        <w:spacing w:after="40" w:before="40"/>
+      </w:pPr>
+      <w:r>
+        <w:rPr>
+          <w:rFonts w:ascii="Arial" w:cs="Arial" w:eastAsia="Arial" w:hAnsi="Arial"/>
+          <w:color w:val="1a1a1a"/>
+          <w:sz w:val="20"/>
+          <w:szCs w:val="20"/>
+        </w:rPr>
+        <w:t xml:space="preserve">Optionally add a release note, then click “Confirm Release.”</w:t>
+      </w:r>
+    </w:p>
+    <w:p>
+      <w:pPr>
+        <w:pStyle w:val="ListParagraph"/>
+        <w:numPr>
+          <w:ilvl w:val="0"/>
+          <w:numId w:val="3"/>
+        </w:numPr>
+        <w:spacing w:after="40" w:before="40"/>
+      </w:pPr>
+      <w:r>
+        <w:rPr>
+          <w:rFonts w:ascii="Arial" w:cs="Arial" w:eastAsia="Arial" w:hAnsi="Arial"/>
+          <w:color w:val="1a1a1a"/>
+          <w:sz w:val="20"/>
+          <w:szCs w:val="20"/>
+        </w:rPr>
+        <w:t xml:space="preserve">The job status changes to “production” and appears with a yellow badge on the Jobs list.</w:t>
+      </w:r>
+    </w:p>
+    <w:p>
+      <w:pPr>
+        <w:pStyle w:val="ListParagraph"/>
+        <w:numPr>
+          <w:ilvl w:val="0"/>
+          <w:numId w:val="3"/>
+        </w:numPr>
+        <w:spacing w:after="40" w:before="40"/>
+      </w:pPr>
+      <w:r>
+        <w:rPr>
+          <w:rFonts w:ascii="Arial" w:cs="Arial" w:eastAsia="Arial" w:hAnsi="Arial"/>
+          <w:color w:val="1a1a1a"/>
+          <w:sz w:val="20"/>
+          <w:szCs w:val="20"/>
+        </w:rPr>
+        <w:t xml:space="preserve">Specs are locked once released — any changes after this point require a change order.</w:t>
+      </w:r>
+    </w:p>
+    <w:p>
+      <w:pPr>
+        <w:spacing w:after="80" w:before="80"/>
+        <w:ind w:left="360"/>
+      </w:pPr>
+      <w:r>
+        <w:rPr>
+          <w:rFonts w:ascii="Arial" w:cs="Arial" w:eastAsia="Arial" w:hAnsi="Arial"/>
+          <w:b/>
+          <w:bCs/>
+          <w:color w:val="f08122"/>
+          <w:sz w:val="18"/>
+          <w:szCs w:val="18"/>
+        </w:rPr>
+        <w:t xml:space="preserve">NOTE  </w:t>
+      </w:r>
+      <w:r>
+        <w:rPr>
+          <w:rFonts w:ascii="Arial" w:cs="Arial" w:eastAsia="Arial" w:hAnsi="Arial"/>
+          <w:i/>
+          <w:iCs/>
+          <w:color w:val="777777"/>
+          <w:sz w:val="18"/>
+          <w:szCs w:val="18"/>
+        </w:rPr>
+        <w:t xml:space="preserve">Only release to production after the client has signed off and all specs are final.</w:t>
       </w:r>
     </w:p>
     <w:p>
@@ -2919,7 +3136,149 @@
           <w:sz w:val="24"/>
           <w:szCs w:val="24"/>
         </w:rPr>
-        <w:t xml:space="preserve">10.  Common Issues</w:t>
+        <w:t xml:space="preserve">10.  Day-to-Day Tips</w:t>
+      </w:r>
+    </w:p>
+    <w:p>
+      <w:pPr>
+        <w:pStyle w:val="ListParagraph"/>
+        <w:numPr>
+          <w:ilvl w:val="0"/>
+          <w:numId w:val="3"/>
+        </w:numPr>
+        <w:spacing w:after="40" w:before="40"/>
+      </w:pPr>
+      <w:r>
+        <w:rPr>
+          <w:rFonts w:ascii="Arial" w:cs="Arial" w:eastAsia="Arial" w:hAnsi="Arial"/>
+          <w:color w:val="1a1a1a"/>
+          <w:sz w:val="20"/>
+          <w:szCs w:val="20"/>
+        </w:rPr>
+        <w:t xml:space="preserve">Check the Jobs list each morning for new Express orders (they come in with the Express badge).</w:t>
+      </w:r>
+    </w:p>
+    <w:p>
+      <w:pPr>
+        <w:pStyle w:val="ListParagraph"/>
+        <w:numPr>
+          <w:ilvl w:val="0"/>
+          <w:numId w:val="3"/>
+        </w:numPr>
+        <w:spacing w:after="40" w:before="40"/>
+      </w:pPr>
+      <w:r>
+        <w:rPr>
+          <w:rFonts w:ascii="Arial" w:cs="Arial" w:eastAsia="Arial" w:hAnsi="Arial"/>
+          <w:color w:val="1a1a1a"/>
+          <w:sz w:val="20"/>
+          <w:szCs w:val="20"/>
+        </w:rPr>
+        <w:t xml:space="preserve">Update job status as it changes — the team sees this on the Jobs list.</w:t>
+      </w:r>
+    </w:p>
+    <w:p>
+      <w:pPr>
+        <w:pStyle w:val="ListParagraph"/>
+        <w:numPr>
+          <w:ilvl w:val="0"/>
+          <w:numId w:val="3"/>
+        </w:numPr>
+        <w:spacing w:after="40" w:before="40"/>
+      </w:pPr>
+      <w:r>
+        <w:rPr>
+          <w:rFonts w:ascii="Arial" w:cs="Arial" w:eastAsia="Arial" w:hAnsi="Arial"/>
+          <w:color w:val="1a1a1a"/>
+          <w:sz w:val="20"/>
+          <w:szCs w:val="20"/>
+        </w:rPr>
+        <w:t xml:space="preserve">Upload the signed contract to 15 Contract as soon as it comes in.</w:t>
+      </w:r>
+    </w:p>
+    <w:p>
+      <w:pPr>
+        <w:pStyle w:val="ListParagraph"/>
+        <w:numPr>
+          <w:ilvl w:val="0"/>
+          <w:numId w:val="3"/>
+        </w:numPr>
+        <w:spacing w:after="40" w:before="40"/>
+      </w:pPr>
+      <w:r>
+        <w:rPr>
+          <w:rFonts w:ascii="Arial" w:cs="Arial" w:eastAsia="Arial" w:hAnsi="Arial"/>
+          <w:color w:val="1a1a1a"/>
+          <w:sz w:val="20"/>
+          <w:szCs w:val="20"/>
+        </w:rPr>
+        <w:t xml:space="preserve">Add the install event to the schedule as soon as you have a confirmed date — it goes on the wall.</w:t>
+      </w:r>
+    </w:p>
+    <w:p>
+      <w:pPr>
+        <w:pStyle w:val="ListParagraph"/>
+        <w:numPr>
+          <w:ilvl w:val="0"/>
+          <w:numId w:val="3"/>
+        </w:numPr>
+        <w:spacing w:after="40" w:before="40"/>
+      </w:pPr>
+      <w:r>
+        <w:rPr>
+          <w:rFonts w:ascii="Arial" w:cs="Arial" w:eastAsia="Arial" w:hAnsi="Arial"/>
+          <w:color w:val="1a1a1a"/>
+          <w:sz w:val="20"/>
+          <w:szCs w:val="20"/>
+        </w:rPr>
+        <w:t xml:space="preserve">Use the Notes fields on the Intake tab for anything you'd normally put in an email chain.</w:t>
+      </w:r>
+    </w:p>
+    <w:p>
+      <w:pPr>
+        <w:pStyle w:val="ListParagraph"/>
+        <w:numPr>
+          <w:ilvl w:val="0"/>
+          <w:numId w:val="3"/>
+        </w:numPr>
+        <w:spacing w:after="40" w:before="40"/>
+      </w:pPr>
+      <w:r>
+        <w:rPr>
+          <w:rFonts w:ascii="Arial" w:cs="Arial" w:eastAsia="Arial" w:hAnsi="Arial"/>
+          <w:color w:val="1a1a1a"/>
+          <w:sz w:val="20"/>
+          <w:szCs w:val="20"/>
+        </w:rPr>
+        <w:t xml:space="preserve">If a delivery date changes, update it in Edit and adjust the schedule event.</w:t>
+      </w:r>
+    </w:p>
+    <w:p>
+      <w:pPr>
+        <w:spacing w:after="60" w:before="60"/>
+      </w:pPr>
+      <w:r>
+        <w:t xml:space="preserve"/>
+      </w:r>
+    </w:p>
+    <w:p>
+      <w:pPr>
+        <w:pStyle w:val="Heading2"/>
+        <w:pBdr>
+          <w:bottom w:val="single" w:color="f08122" w:sz="4" w:space="4"/>
+        </w:pBdr>
+        <w:spacing w:after="80" w:before="240"/>
+      </w:pPr>
+      <w:r>
+        <w:rPr>
+          <w:rFonts w:ascii="Arial" w:cs="Arial" w:eastAsia="Arial" w:hAnsi="Arial"/>
+          <w:b/>
+          <w:bCs/>
+          <w:color w:val="f08122"/>
+          <w:sz w:val="24"/>
+          <w:szCs w:val="24"/>
+        </w:rPr>
+        <w:t xml:space="preserve">11.  Common Issues</w:t>
       </w:r>
     </w:p>
     <w:tbl>
